--- a/ethics/pis-digital.docx
+++ b/ethics/pis-digital.docx
@@ -25,7 +25,7 @@
         <w:t xml:space="preserve"> </w:t>
       </w:r>
       <w:r>
-        <w:t xml:space="preserve">Closing the AI Literacy Gap: Scaffolding Equitable Participation in AI-Integrated Assessment</w:t>
+        <w:t xml:space="preserve">Scaffolding AI Interaction: A Low-Cost Intervention for Equitable Student Engagement</w:t>
       </w:r>
     </w:p>
     <w:p>

--- a/ethics/pis-digital.docx
+++ b/ethics/pis-digital.docx
@@ -43,7 +43,7 @@
         <w:t xml:space="preserve"> </w:t>
       </w:r>
       <w:r>
-        <w:t xml:space="preserve">Michael Borck (PI); Marcela Moraes (Co-I); Torsten Reiners (Co-I)</w:t>
+        <w:t xml:space="preserve">Michael Borck (PI); Marcela Moraes (Co-I); Torsten Reiners (Co-I); Renee Ralph (Co-I)</w:t>
       </w:r>
     </w:p>
     <w:p>
@@ -61,7 +61,7 @@
         <w:t xml:space="preserve"> </w:t>
       </w:r>
       <w:r>
-        <w:t xml:space="preserve">ISYS6018 Information Security Audit and Control, MGMT6076 Supply Chain Digitalisation and Innovation, MKTG1000 Discovering Marketing</w:t>
+        <w:t xml:space="preserve">ISYS6018 Information Security Audit and Control, MGMT6076 Supply Chain Digitalisation and Innovation, MKTG1000 Discovering Marketing, MGMT3014 Strategic Rewards and Performance Management</w:t>
       </w:r>
     </w:p>
     <w:p>
